--- a/docs/delivery/out/Руководства/Руководство пользователя — Диспетчер подразделения.docx
+++ b/docs/delivery/out/Руководства/Руководство пользователя — Диспетчер подразделения.docx
@@ -116,7 +116,7 @@
       <w:r>
         <w:fldChar w:fldCharType="separate"/>
       </w:r>
-      <w:hyperlink w:anchor="_Toc241493216" w:history="1">
+      <w:hyperlink w:anchor="_Toc241494113" w:history="1">
         <w:r>
           <w:rPr>
             <w:rStyle w:val="aff8"/>
@@ -143,7 +143,7 @@
             <w:noProof/>
             <w:webHidden/>
           </w:rPr>
-          <w:instrText xml:space="preserve"> PAGEREF _Toc241493216 \h </w:instrText>
+          <w:instrText xml:space="preserve"> PAGEREF _Toc241494113 \h </w:instrText>
         </w:r>
         <w:r>
           <w:rPr>
@@ -186,7 +186,7 @@
           <w:lang w:val="ru-RU" w:eastAsia="ru-RU"/>
         </w:rPr>
       </w:pPr>
-      <w:hyperlink w:anchor="_Toc241493217" w:history="1">
+      <w:hyperlink w:anchor="_Toc241494114" w:history="1">
         <w:r>
           <w:rPr>
             <w:rStyle w:val="aff8"/>
@@ -213,7 +213,7 @@
             <w:noProof/>
             <w:webHidden/>
           </w:rPr>
-          <w:instrText xml:space="preserve"> PAGEREF _Toc241493217 \h </w:instrText>
+          <w:instrText xml:space="preserve"> PAGEREF _Toc241494114 \h </w:instrText>
         </w:r>
         <w:r>
           <w:rPr>
@@ -256,7 +256,7 @@
           <w:lang w:val="ru-RU" w:eastAsia="ru-RU"/>
         </w:rPr>
       </w:pPr>
-      <w:hyperlink w:anchor="_Toc241493218" w:history="1">
+      <w:hyperlink w:anchor="_Toc241494115" w:history="1">
         <w:r>
           <w:rPr>
             <w:rStyle w:val="aff8"/>
@@ -283,7 +283,7 @@
             <w:noProof/>
             <w:webHidden/>
           </w:rPr>
-          <w:instrText xml:space="preserve"> PAGEREF _Toc241493218 \h </w:instrText>
+          <w:instrText xml:space="preserve"> PAGEREF _Toc241494115 \h </w:instrText>
         </w:r>
         <w:r>
           <w:rPr>
@@ -326,7 +326,7 @@
           <w:lang w:val="ru-RU" w:eastAsia="ru-RU"/>
         </w:rPr>
       </w:pPr>
-      <w:hyperlink w:anchor="_Toc241493219" w:history="1">
+      <w:hyperlink w:anchor="_Toc241494116" w:history="1">
         <w:r>
           <w:rPr>
             <w:rStyle w:val="aff8"/>
@@ -353,7 +353,7 @@
             <w:noProof/>
             <w:webHidden/>
           </w:rPr>
-          <w:instrText xml:space="preserve"> PAGEREF _Toc241493219 \h </w:instrText>
+          <w:instrText xml:space="preserve"> PAGEREF _Toc241494116 \h </w:instrText>
         </w:r>
         <w:r>
           <w:rPr>
@@ -396,7 +396,7 @@
           <w:lang w:val="ru-RU" w:eastAsia="ru-RU"/>
         </w:rPr>
       </w:pPr>
-      <w:hyperlink w:anchor="_Toc241493220" w:history="1">
+      <w:hyperlink w:anchor="_Toc241494117" w:history="1">
         <w:r>
           <w:rPr>
             <w:rStyle w:val="aff8"/>
@@ -423,7 +423,7 @@
             <w:noProof/>
             <w:webHidden/>
           </w:rPr>
-          <w:instrText xml:space="preserve"> PAGEREF _Toc241493220 \h </w:instrText>
+          <w:instrText xml:space="preserve"> PAGEREF _Toc241494117 \h </w:instrText>
         </w:r>
         <w:r>
           <w:rPr>
@@ -466,7 +466,7 @@
           <w:lang w:val="ru-RU" w:eastAsia="ru-RU"/>
         </w:rPr>
       </w:pPr>
-      <w:hyperlink w:anchor="_Toc241493221" w:history="1">
+      <w:hyperlink w:anchor="_Toc241494118" w:history="1">
         <w:r>
           <w:rPr>
             <w:rStyle w:val="aff8"/>
@@ -493,7 +493,7 @@
             <w:noProof/>
             <w:webHidden/>
           </w:rPr>
-          <w:instrText xml:space="preserve"> PAGEREF _Toc241493221 \h </w:instrText>
+          <w:instrText xml:space="preserve"> PAGEREF _Toc241494118 \h </w:instrText>
         </w:r>
         <w:r>
           <w:rPr>
@@ -536,7 +536,7 @@
           <w:lang w:val="ru-RU" w:eastAsia="ru-RU"/>
         </w:rPr>
       </w:pPr>
-      <w:hyperlink w:anchor="_Toc241493222" w:history="1">
+      <w:hyperlink w:anchor="_Toc241494119" w:history="1">
         <w:r>
           <w:rPr>
             <w:rStyle w:val="aff8"/>
@@ -563,7 +563,7 @@
             <w:noProof/>
             <w:webHidden/>
           </w:rPr>
-          <w:instrText xml:space="preserve"> PAGEREF _Toc241493222 \h </w:instrText>
+          <w:instrText xml:space="preserve"> PAGEREF _Toc241494119 \h </w:instrText>
         </w:r>
         <w:r>
           <w:rPr>
@@ -606,7 +606,7 @@
           <w:lang w:val="ru-RU" w:eastAsia="ru-RU"/>
         </w:rPr>
       </w:pPr>
-      <w:hyperlink w:anchor="_Toc241493223" w:history="1">
+      <w:hyperlink w:anchor="_Toc241494120" w:history="1">
         <w:r>
           <w:rPr>
             <w:rStyle w:val="aff8"/>
@@ -633,7 +633,7 @@
             <w:noProof/>
             <w:webHidden/>
           </w:rPr>
-          <w:instrText xml:space="preserve"> PAGEREF _Toc241493223 \h </w:instrText>
+          <w:instrText xml:space="preserve"> PAGEREF _Toc241494120 \h </w:instrText>
         </w:r>
         <w:r>
           <w:rPr>
@@ -678,7 +678,7 @@
       <w:pPr>
         <w:pStyle w:val="1"/>
       </w:pPr>
-      <w:bookmarkStart w:id="0" w:name="_Toc241493216"/>
+      <w:bookmarkStart w:id="0" w:name="_Toc241494113"/>
       <w:r>
         <w:lastRenderedPageBreak/>
         <w:t>Руководство пользователя: диспетчер подразделения</w:t>
@@ -709,7 +709,7 @@
       <w:pPr>
         <w:pStyle w:val="21"/>
       </w:pPr>
-      <w:bookmarkStart w:id="1" w:name="_Toc241493217"/>
+      <w:bookmarkStart w:id="1" w:name="_Toc241494114"/>
       <w:r>
         <w:t>1. Вход и зо</w:t>
       </w:r>
@@ -767,7 +767,7 @@
           <w:noProof/>
         </w:rPr>
         <w:drawing>
-          <wp:inline distT="0" distB="0" distL="0" distR="0" wp14:anchorId="1EF5FFF5" wp14:editId="5E69192B">
+          <wp:inline distT="0" distB="0" distL="0" distR="0" wp14:anchorId="4E6593C1" wp14:editId="29E233D9">
             <wp:extent cx="5940000" cy="3712500"/>
             <wp:effectExtent l="0" t="0" r="0" b="0"/>
             <wp:docPr id="1" name="Picture 1"/>
@@ -819,7 +819,7 @@
       <w:pPr>
         <w:pStyle w:val="21"/>
       </w:pPr>
-      <w:bookmarkStart w:id="2" w:name="_Toc241493218"/>
+      <w:bookmarkStart w:id="2" w:name="_Toc241494115"/>
       <w:r>
         <w:t>2. Рабочее место</w:t>
       </w:r>
@@ -843,7 +843,7 @@
         </w:rPr>
         <w:lastRenderedPageBreak/>
         <w:drawing>
-          <wp:inline distT="0" distB="0" distL="0" distR="0" wp14:anchorId="00F7652F" wp14:editId="2DF17865">
+          <wp:inline distT="0" distB="0" distL="0" distR="0" wp14:anchorId="65EBD26A" wp14:editId="22F40A65">
             <wp:extent cx="5940000" cy="3712500"/>
             <wp:effectExtent l="0" t="0" r="0" b="0"/>
             <wp:docPr id="2" name="Picture 2"/>
@@ -895,7 +895,7 @@
       <w:pPr>
         <w:pStyle w:val="21"/>
       </w:pPr>
-      <w:bookmarkStart w:id="3" w:name="_Toc241493219"/>
+      <w:bookmarkStart w:id="3" w:name="_Toc241494116"/>
       <w:r>
         <w:t>3. Карточка инцидента</w:t>
       </w:r>
@@ -971,7 +971,7 @@
         </w:rPr>
         <w:lastRenderedPageBreak/>
         <w:drawing>
-          <wp:inline distT="0" distB="0" distL="0" distR="0" wp14:anchorId="23A476A3" wp14:editId="7768162D">
+          <wp:inline distT="0" distB="0" distL="0" distR="0" wp14:anchorId="073F8F06" wp14:editId="2C5E93DA">
             <wp:extent cx="5940000" cy="3712500"/>
             <wp:effectExtent l="0" t="0" r="0" b="0"/>
             <wp:docPr id="3" name="Picture 3"/>
@@ -1105,7 +1105,7 @@
           <w:noProof/>
         </w:rPr>
         <w:drawing>
-          <wp:inline distT="0" distB="0" distL="0" distR="0" wp14:anchorId="6F27C56D" wp14:editId="63CDDF9B">
+          <wp:inline distT="0" distB="0" distL="0" distR="0" wp14:anchorId="435ACE4A" wp14:editId="0DA8BA4A">
             <wp:extent cx="5940000" cy="3712500"/>
             <wp:effectExtent l="0" t="0" r="0" b="0"/>
             <wp:docPr id="4" name="Picture 4"/>
@@ -1412,7 +1412,7 @@
       <w:pPr>
         <w:pStyle w:val="21"/>
       </w:pPr>
-      <w:bookmarkStart w:id="4" w:name="_Toc241493220"/>
+      <w:bookmarkStart w:id="4" w:name="_Toc241494117"/>
       <w:r>
         <w:t>4. Прогноз пожара и НСД</w:t>
       </w:r>
@@ -1445,7 +1445,7 @@
         </w:rPr>
         <w:lastRenderedPageBreak/>
         <w:drawing>
-          <wp:inline distT="0" distB="0" distL="0" distR="0" wp14:anchorId="6C0824A2" wp14:editId="0F724734">
+          <wp:inline distT="0" distB="0" distL="0" distR="0" wp14:anchorId="1CFF4E59" wp14:editId="096D7F48">
             <wp:extent cx="5940000" cy="3712500"/>
             <wp:effectExtent l="0" t="0" r="0" b="0"/>
             <wp:docPr id="5" name="Picture 5"/>
@@ -1497,7 +1497,7 @@
       <w:pPr>
         <w:pStyle w:val="21"/>
       </w:pPr>
-      <w:bookmarkStart w:id="5" w:name="_Toc241493221"/>
+      <w:bookmarkStart w:id="5" w:name="_Toc241494118"/>
       <w:r>
         <w:t>5. Нормативы и эскалация</w:t>
       </w:r>
@@ -1515,7 +1515,7 @@
       <w:pPr>
         <w:pStyle w:val="21"/>
       </w:pPr>
-      <w:bookmarkStart w:id="6" w:name="_Toc241493222"/>
+      <w:bookmarkStart w:id="6" w:name="_Toc241494119"/>
       <w:r>
         <w:t>6. Чего роль не делает</w:t>
       </w:r>
@@ -1533,7 +1533,7 @@
       <w:pPr>
         <w:pStyle w:val="21"/>
       </w:pPr>
-      <w:bookmarkStart w:id="7" w:name="_Toc241493223"/>
+      <w:bookmarkStart w:id="7" w:name="_Toc241494120"/>
       <w:r>
         <w:t>7. Вопросы</w:t>
       </w:r>
@@ -13269,7 +13269,7 @@
     <w:autoRedefine/>
     <w:uiPriority w:val="39"/>
     <w:unhideWhenUsed/>
-    <w:rsid w:val="00FA2C95"/>
+    <w:rsid w:val="00520D73"/>
     <w:pPr>
       <w:spacing w:after="100"/>
     </w:pPr>
@@ -13281,7 +13281,7 @@
     <w:autoRedefine/>
     <w:uiPriority w:val="39"/>
     <w:unhideWhenUsed/>
-    <w:rsid w:val="00FA2C95"/>
+    <w:rsid w:val="00520D73"/>
     <w:pPr>
       <w:spacing w:after="100"/>
       <w:ind w:left="220"/>
@@ -13292,7 +13292,7 @@
     <w:basedOn w:val="a2"/>
     <w:uiPriority w:val="99"/>
     <w:unhideWhenUsed/>
-    <w:rsid w:val="00FA2C95"/>
+    <w:rsid w:val="00520D73"/>
     <w:rPr>
       <w:color w:val="0000FF" w:themeColor="hyperlink"/>
       <w:u w:val="single"/>

--- a/docs/delivery/out/Руководства/Руководство пользователя — Диспетчер подразделения.docx
+++ b/docs/delivery/out/Руководства/Руководство пользователя — Диспетчер подразделения.docx
@@ -116,7 +116,7 @@
       <w:r>
         <w:fldChar w:fldCharType="separate"/>
       </w:r>
-      <w:hyperlink w:anchor="_Toc241494113" w:history="1">
+      <w:hyperlink w:anchor="_Toc241594703" w:history="1">
         <w:r>
           <w:rPr>
             <w:rStyle w:val="aff8"/>
@@ -143,7 +143,7 @@
             <w:noProof/>
             <w:webHidden/>
           </w:rPr>
-          <w:instrText xml:space="preserve"> PAGEREF _Toc241494113 \h </w:instrText>
+          <w:instrText xml:space="preserve"> PAGEREF _Toc241594703 \h </w:instrText>
         </w:r>
         <w:r>
           <w:rPr>
@@ -186,7 +186,7 @@
           <w:lang w:val="ru-RU" w:eastAsia="ru-RU"/>
         </w:rPr>
       </w:pPr>
-      <w:hyperlink w:anchor="_Toc241494114" w:history="1">
+      <w:hyperlink w:anchor="_Toc241594704" w:history="1">
         <w:r>
           <w:rPr>
             <w:rStyle w:val="aff8"/>
@@ -213,7 +213,7 @@
             <w:noProof/>
             <w:webHidden/>
           </w:rPr>
-          <w:instrText xml:space="preserve"> PAGEREF _Toc241494114 \h </w:instrText>
+          <w:instrText xml:space="preserve"> PAGEREF _Toc241594704 \h </w:instrText>
         </w:r>
         <w:r>
           <w:rPr>
@@ -256,7 +256,7 @@
           <w:lang w:val="ru-RU" w:eastAsia="ru-RU"/>
         </w:rPr>
       </w:pPr>
-      <w:hyperlink w:anchor="_Toc241494115" w:history="1">
+      <w:hyperlink w:anchor="_Toc241594705" w:history="1">
         <w:r>
           <w:rPr>
             <w:rStyle w:val="aff8"/>
@@ -283,7 +283,7 @@
             <w:noProof/>
             <w:webHidden/>
           </w:rPr>
-          <w:instrText xml:space="preserve"> PAGEREF _Toc241494115 \h </w:instrText>
+          <w:instrText xml:space="preserve"> PAGEREF _Toc241594705 \h </w:instrText>
         </w:r>
         <w:r>
           <w:rPr>
@@ -326,7 +326,7 @@
           <w:lang w:val="ru-RU" w:eastAsia="ru-RU"/>
         </w:rPr>
       </w:pPr>
-      <w:hyperlink w:anchor="_Toc241494116" w:history="1">
+      <w:hyperlink w:anchor="_Toc241594706" w:history="1">
         <w:r>
           <w:rPr>
             <w:rStyle w:val="aff8"/>
@@ -353,7 +353,7 @@
             <w:noProof/>
             <w:webHidden/>
           </w:rPr>
-          <w:instrText xml:space="preserve"> PAGEREF _Toc241494116 \h </w:instrText>
+          <w:instrText xml:space="preserve"> PAGEREF _Toc241594706 \h </w:instrText>
         </w:r>
         <w:r>
           <w:rPr>
@@ -396,7 +396,7 @@
           <w:lang w:val="ru-RU" w:eastAsia="ru-RU"/>
         </w:rPr>
       </w:pPr>
-      <w:hyperlink w:anchor="_Toc241494117" w:history="1">
+      <w:hyperlink w:anchor="_Toc241594707" w:history="1">
         <w:r>
           <w:rPr>
             <w:rStyle w:val="aff8"/>
@@ -423,7 +423,7 @@
             <w:noProof/>
             <w:webHidden/>
           </w:rPr>
-          <w:instrText xml:space="preserve"> PAGEREF _Toc241494117 \h </w:instrText>
+          <w:instrText xml:space="preserve"> PAGEREF _Toc241594707 \h </w:instrText>
         </w:r>
         <w:r>
           <w:rPr>
@@ -466,7 +466,7 @@
           <w:lang w:val="ru-RU" w:eastAsia="ru-RU"/>
         </w:rPr>
       </w:pPr>
-      <w:hyperlink w:anchor="_Toc241494118" w:history="1">
+      <w:hyperlink w:anchor="_Toc241594708" w:history="1">
         <w:r>
           <w:rPr>
             <w:rStyle w:val="aff8"/>
@@ -493,7 +493,7 @@
             <w:noProof/>
             <w:webHidden/>
           </w:rPr>
-          <w:instrText xml:space="preserve"> PAGEREF _Toc241494118 \h </w:instrText>
+          <w:instrText xml:space="preserve"> PAGEREF _Toc241594708 \h </w:instrText>
         </w:r>
         <w:r>
           <w:rPr>
@@ -536,13 +536,13 @@
           <w:lang w:val="ru-RU" w:eastAsia="ru-RU"/>
         </w:rPr>
       </w:pPr>
-      <w:hyperlink w:anchor="_Toc241494119" w:history="1">
+      <w:hyperlink w:anchor="_Toc241594709" w:history="1">
         <w:r>
           <w:rPr>
             <w:rStyle w:val="aff8"/>
             <w:noProof/>
           </w:rPr>
-          <w:t>6. Чего роль не делает</w:t>
+          <w:t>6. Заявка после решения и закрытие карточки</w:t>
         </w:r>
         <w:r>
           <w:rPr>
@@ -563,7 +563,7 @@
             <w:noProof/>
             <w:webHidden/>
           </w:rPr>
-          <w:instrText xml:space="preserve"> PAGEREF _Toc241494119 \h </w:instrText>
+          <w:instrText xml:space="preserve"> PAGEREF _Toc241594709 \h </w:instrText>
         </w:r>
         <w:r>
           <w:rPr>
@@ -606,13 +606,13 @@
           <w:lang w:val="ru-RU" w:eastAsia="ru-RU"/>
         </w:rPr>
       </w:pPr>
-      <w:hyperlink w:anchor="_Toc241494120" w:history="1">
+      <w:hyperlink w:anchor="_Toc241594710" w:history="1">
         <w:r>
           <w:rPr>
             <w:rStyle w:val="aff8"/>
             <w:noProof/>
           </w:rPr>
-          <w:t>7. Вопросы</w:t>
+          <w:t>7. Режимы работы</w:t>
         </w:r>
         <w:r>
           <w:rPr>
@@ -633,7 +633,7 @@
             <w:noProof/>
             <w:webHidden/>
           </w:rPr>
-          <w:instrText xml:space="preserve"> PAGEREF _Toc241494120 \h </w:instrText>
+          <w:instrText xml:space="preserve"> PAGEREF _Toc241594710 \h </w:instrText>
         </w:r>
         <w:r>
           <w:rPr>
@@ -665,6 +665,146 @@
       </w:hyperlink>
     </w:p>
     <w:p>
+      <w:pPr>
+        <w:pStyle w:val="2c"/>
+        <w:tabs>
+          <w:tab w:val="right" w:leader="dot" w:pos="9628"/>
+        </w:tabs>
+        <w:rPr>
+          <w:rFonts w:asciiTheme="minorHAnsi" w:eastAsiaTheme="minorEastAsia" w:hAnsiTheme="minorHAnsi"/>
+          <w:noProof/>
+          <w:lang w:val="ru-RU" w:eastAsia="ru-RU"/>
+        </w:rPr>
+      </w:pPr>
+      <w:hyperlink w:anchor="_Toc241594711" w:history="1">
+        <w:r>
+          <w:rPr>
+            <w:rStyle w:val="aff8"/>
+            <w:noProof/>
+          </w:rPr>
+          <w:t>8. Чего роль не делает</w:t>
+        </w:r>
+        <w:r>
+          <w:rPr>
+            <w:noProof/>
+            <w:webHidden/>
+          </w:rPr>
+          <w:tab/>
+        </w:r>
+        <w:r>
+          <w:rPr>
+            <w:noProof/>
+            <w:webHidden/>
+          </w:rPr>
+          <w:fldChar w:fldCharType="begin"/>
+        </w:r>
+        <w:r>
+          <w:rPr>
+            <w:noProof/>
+            <w:webHidden/>
+          </w:rPr>
+          <w:instrText xml:space="preserve"> PAGEREF _Toc241594711 \h </w:instrText>
+        </w:r>
+        <w:r>
+          <w:rPr>
+            <w:noProof/>
+            <w:webHidden/>
+          </w:rPr>
+        </w:r>
+        <w:r>
+          <w:rPr>
+            <w:noProof/>
+            <w:webHidden/>
+          </w:rPr>
+          <w:fldChar w:fldCharType="separate"/>
+        </w:r>
+        <w:r>
+          <w:rPr>
+            <w:noProof/>
+            <w:webHidden/>
+          </w:rPr>
+          <w:t>8</w:t>
+        </w:r>
+        <w:r>
+          <w:rPr>
+            <w:noProof/>
+            <w:webHidden/>
+          </w:rPr>
+          <w:fldChar w:fldCharType="end"/>
+        </w:r>
+      </w:hyperlink>
+    </w:p>
+    <w:p>
+      <w:pPr>
+        <w:pStyle w:val="2c"/>
+        <w:tabs>
+          <w:tab w:val="right" w:leader="dot" w:pos="9628"/>
+        </w:tabs>
+        <w:rPr>
+          <w:rFonts w:asciiTheme="minorHAnsi" w:eastAsiaTheme="minorEastAsia" w:hAnsiTheme="minorHAnsi"/>
+          <w:noProof/>
+          <w:lang w:val="ru-RU" w:eastAsia="ru-RU"/>
+        </w:rPr>
+      </w:pPr>
+      <w:hyperlink w:anchor="_Toc241594712" w:history="1">
+        <w:r>
+          <w:rPr>
+            <w:rStyle w:val="aff8"/>
+            <w:noProof/>
+          </w:rPr>
+          <w:t>9. Вопросы</w:t>
+        </w:r>
+        <w:r>
+          <w:rPr>
+            <w:noProof/>
+            <w:webHidden/>
+          </w:rPr>
+          <w:tab/>
+        </w:r>
+        <w:r>
+          <w:rPr>
+            <w:noProof/>
+            <w:webHidden/>
+          </w:rPr>
+          <w:fldChar w:fldCharType="begin"/>
+        </w:r>
+        <w:r>
+          <w:rPr>
+            <w:noProof/>
+            <w:webHidden/>
+          </w:rPr>
+          <w:instrText xml:space="preserve"> PAGEREF _Toc241594712 \h </w:instrText>
+        </w:r>
+        <w:r>
+          <w:rPr>
+            <w:noProof/>
+            <w:webHidden/>
+          </w:rPr>
+        </w:r>
+        <w:r>
+          <w:rPr>
+            <w:noProof/>
+            <w:webHidden/>
+          </w:rPr>
+          <w:fldChar w:fldCharType="separate"/>
+        </w:r>
+        <w:r>
+          <w:rPr>
+            <w:noProof/>
+            <w:webHidden/>
+          </w:rPr>
+          <w:t>8</w:t>
+        </w:r>
+        <w:r>
+          <w:rPr>
+            <w:noProof/>
+            <w:webHidden/>
+          </w:rPr>
+          <w:fldChar w:fldCharType="end"/>
+        </w:r>
+      </w:hyperlink>
+    </w:p>
+    <w:p>
       <w:r>
         <w:fldChar w:fldCharType="end"/>
       </w:r>
@@ -678,7 +818,7 @@
       <w:pPr>
         <w:pStyle w:val="1"/>
       </w:pPr>
-      <w:bookmarkStart w:id="0" w:name="_Toc241494113"/>
+      <w:bookmarkStart w:id="0" w:name="_Toc241594703"/>
       <w:r>
         <w:lastRenderedPageBreak/>
         <w:t>Руководство пользователя: диспетчер подразделения</w:t>
@@ -709,7 +849,7 @@
       <w:pPr>
         <w:pStyle w:val="21"/>
       </w:pPr>
-      <w:bookmarkStart w:id="1" w:name="_Toc241494114"/>
+      <w:bookmarkStart w:id="1" w:name="_Toc241594704"/>
       <w:r>
         <w:t>1. Вход и зо</w:t>
       </w:r>
@@ -767,7 +907,7 @@
           <w:noProof/>
         </w:rPr>
         <w:drawing>
-          <wp:inline distT="0" distB="0" distL="0" distR="0" wp14:anchorId="4E6593C1" wp14:editId="29E233D9">
+          <wp:inline distT="0" distB="0" distL="0" distR="0" wp14:anchorId="3E2B3F47" wp14:editId="1C275C70">
             <wp:extent cx="5940000" cy="3712500"/>
             <wp:effectExtent l="0" t="0" r="0" b="0"/>
             <wp:docPr id="1" name="Picture 1"/>
@@ -819,7 +959,7 @@
       <w:pPr>
         <w:pStyle w:val="21"/>
       </w:pPr>
-      <w:bookmarkStart w:id="2" w:name="_Toc241494115"/>
+      <w:bookmarkStart w:id="2" w:name="_Toc241594705"/>
       <w:r>
         <w:t>2. Рабочее место</w:t>
       </w:r>
@@ -843,7 +983,7 @@
         </w:rPr>
         <w:lastRenderedPageBreak/>
         <w:drawing>
-          <wp:inline distT="0" distB="0" distL="0" distR="0" wp14:anchorId="65EBD26A" wp14:editId="22F40A65">
+          <wp:inline distT="0" distB="0" distL="0" distR="0" wp14:anchorId="2D11FFC4" wp14:editId="268DDC32">
             <wp:extent cx="5940000" cy="3712500"/>
             <wp:effectExtent l="0" t="0" r="0" b="0"/>
             <wp:docPr id="2" name="Picture 2"/>
@@ -895,7 +1035,7 @@
       <w:pPr>
         <w:pStyle w:val="21"/>
       </w:pPr>
-      <w:bookmarkStart w:id="3" w:name="_Toc241494116"/>
+      <w:bookmarkStart w:id="3" w:name="_Toc241594706"/>
       <w:r>
         <w:t>3. Карточка инцидента</w:t>
       </w:r>
@@ -971,7 +1111,7 @@
         </w:rPr>
         <w:lastRenderedPageBreak/>
         <w:drawing>
-          <wp:inline distT="0" distB="0" distL="0" distR="0" wp14:anchorId="073F8F06" wp14:editId="2C5E93DA">
+          <wp:inline distT="0" distB="0" distL="0" distR="0" wp14:anchorId="2B452369" wp14:editId="166C444B">
             <wp:extent cx="5940000" cy="3712500"/>
             <wp:effectExtent l="0" t="0" r="0" b="0"/>
             <wp:docPr id="3" name="Picture 3"/>
@@ -1105,7 +1245,7 @@
           <w:noProof/>
         </w:rPr>
         <w:drawing>
-          <wp:inline distT="0" distB="0" distL="0" distR="0" wp14:anchorId="435ACE4A" wp14:editId="0DA8BA4A">
+          <wp:inline distT="0" distB="0" distL="0" distR="0" wp14:anchorId="5284C038" wp14:editId="49CF0F6A">
             <wp:extent cx="5940000" cy="3712500"/>
             <wp:effectExtent l="0" t="0" r="0" b="0"/>
             <wp:docPr id="4" name="Picture 4"/>
@@ -1412,7 +1552,7 @@
       <w:pPr>
         <w:pStyle w:val="21"/>
       </w:pPr>
-      <w:bookmarkStart w:id="4" w:name="_Toc241494117"/>
+      <w:bookmarkStart w:id="4" w:name="_Toc241594707"/>
       <w:r>
         <w:t>4. Прогноз пожара и НСД</w:t>
       </w:r>
@@ -1445,7 +1585,7 @@
         </w:rPr>
         <w:lastRenderedPageBreak/>
         <w:drawing>
-          <wp:inline distT="0" distB="0" distL="0" distR="0" wp14:anchorId="1CFF4E59" wp14:editId="096D7F48">
+          <wp:inline distT="0" distB="0" distL="0" distR="0" wp14:anchorId="278F4501" wp14:editId="3E56F5A1">
             <wp:extent cx="5940000" cy="3712500"/>
             <wp:effectExtent l="0" t="0" r="0" b="0"/>
             <wp:docPr id="5" name="Picture 5"/>
@@ -1497,7 +1637,7 @@
       <w:pPr>
         <w:pStyle w:val="21"/>
       </w:pPr>
-      <w:bookmarkStart w:id="5" w:name="_Toc241494118"/>
+      <w:bookmarkStart w:id="5" w:name="_Toc241594708"/>
       <w:r>
         <w:t>5. Нормативы и эскалация</w:t>
       </w:r>
@@ -1515,29 +1655,660 @@
       <w:pPr>
         <w:pStyle w:val="21"/>
       </w:pPr>
-      <w:bookmarkStart w:id="6" w:name="_Toc241494119"/>
+      <w:bookmarkStart w:id="6" w:name="_Toc241594709"/>
       <w:r>
-        <w:t>6. Чего роль не делает</w:t>
+        <w:t>6. Заявка после решения и закрытие карточки</w:t>
       </w:r>
       <w:bookmarkEnd w:id="6"/>
     </w:p>
     <w:p>
+      <w:pPr>
+        <w:pStyle w:val="a"/>
+        <w:numPr>
+          <w:ilvl w:val="0"/>
+          <w:numId w:val="12"/>
+        </w:numPr>
+      </w:pPr>
       <w:r>
-        <w:t>Не видит чужие зоны (кроме командирования руководителем), н</w:t>
+        <w:rPr>
+          <w:b/>
+        </w:rPr>
+        <w:t>Черновик</w:t>
       </w:r>
       <w:r>
-        <w:t>е утверждает заявки, не перехватывает карточки коллег, не меняет модели и профили.</w:t>
+        <w:t xml:space="preserve"> — в карточке «Черновик заявки</w:t>
+      </w:r>
+      <w:r>
+        <w:t>»: объект, вид работ, приоритет и срок подставятся сами (критический — 2 часа, высокий — 8, средний — сутки, низкий — 3 дня). Черновик виден в «Заявки и ТО».</w:t>
+      </w:r>
+    </w:p>
+    <w:p>
+      <w:pPr>
+        <w:pStyle w:val="a"/>
+      </w:pPr>
+      <w:r>
+        <w:rPr>
+          <w:b/>
+        </w:rPr>
+        <w:t>Утверждение</w:t>
+      </w:r>
+      <w:r>
+        <w:t xml:space="preserve"> делает руководитель; исполнитель подставится сам — бригадир бригады зоны объекта.</w:t>
+      </w:r>
+    </w:p>
+    <w:p>
+      <w:pPr>
+        <w:pStyle w:val="a"/>
+      </w:pPr>
+      <w:r>
+        <w:rPr>
+          <w:b/>
+        </w:rPr>
+        <w:t>Передача в систему заявок</w:t>
+      </w:r>
+      <w:r>
+        <w:t xml:space="preserve"> заказчика — кнопка «Передать в систему заявок» в «Заявки и ТО» (руководитель или вы). Если системы заявок нет, этого шага нет: бригада берёт заявку сразу.</w:t>
+      </w:r>
+    </w:p>
+    <w:p>
+      <w:pPr>
+        <w:pStyle w:val="a"/>
+      </w:pPr>
+      <w:r>
+        <w:rPr>
+          <w:b/>
+        </w:rPr>
+        <w:t>Ход работ</w:t>
+      </w:r>
+      <w:r>
+        <w:t xml:space="preserve"> виден в хронологии карточки: «передана в систему заявок», «бригад</w:t>
+      </w:r>
+      <w:r>
+        <w:t>а приступила», «выполнена» с отчётом бригады.</w:t>
+      </w:r>
+    </w:p>
+    <w:p>
+      <w:pPr>
+        <w:pStyle w:val="a"/>
+      </w:pPr>
+      <w:r>
+        <w:rPr>
+          <w:b/>
+        </w:rPr>
+        <w:t>Закрытие карточки.</w:t>
+      </w:r>
+      <w:r>
+        <w:t xml:space="preserve"> Получив отчёт, примите решение </w:t>
+      </w:r>
+      <w:r>
+        <w:rPr>
+          <w:b/>
+        </w:rPr>
+        <w:t>«Устранено»</w:t>
+      </w:r>
+      <w:r>
+        <w:t xml:space="preserve"> — карточка перейдёт в «Решён». Ложную тревогу закрывает решение «Ложное срабатывание». Решения «Выезд бригады», «Направлена проверка», «Инцидент под</w:t>
+      </w:r>
+      <w:r>
+        <w:t>тверждён» оставляют карточку «В работе», «Мониторинг ситуации» — «Принят».</w:t>
+      </w:r>
+    </w:p>
+    <w:p>
+      <w:pPr>
+        <w:pStyle w:val="a"/>
+      </w:pPr>
+      <w:r>
+        <w:t xml:space="preserve">Заявку можно </w:t>
+      </w:r>
+      <w:r>
+        <w:rPr>
+          <w:b/>
+        </w:rPr>
+        <w:t>отменить</w:t>
+      </w:r>
+      <w:r>
+        <w:t xml:space="preserve"> до выполнения («Заявки и ТО» → «Отменить»), например если причина устранена дистанционно.</w:t>
       </w:r>
     </w:p>
     <w:p>
       <w:pPr>
         <w:pStyle w:val="21"/>
       </w:pPr>
-      <w:bookmarkStart w:id="7" w:name="_Toc241494120"/>
+      <w:bookmarkStart w:id="7" w:name="_Toc241594710"/>
       <w:r>
-        <w:t>7. Вопросы</w:t>
+        <w:t>7. Режимы работы</w:t>
       </w:r>
       <w:bookmarkEnd w:id="7"/>
+    </w:p>
+    <w:tbl>
+      <w:tblPr>
+        <w:tblStyle w:val="aff0"/>
+        <w:tblW w:w="0" w:type="auto"/>
+        <w:jc w:val="center"/>
+        <w:tblLook w:val="04A0" w:firstRow="1" w:lastRow="0" w:firstColumn="1" w:lastColumn="0" w:noHBand="0" w:noVBand="1"/>
+      </w:tblPr>
+      <w:tblGrid>
+        <w:gridCol w:w="3213"/>
+        <w:gridCol w:w="3213"/>
+        <w:gridCol w:w="3213"/>
+      </w:tblGrid>
+      <w:tr>
+        <w:trPr>
+          <w:tblHeader/>
+          <w:jc w:val="center"/>
+        </w:trPr>
+        <w:tc>
+          <w:tcPr>
+            <w:tcW w:w="3213" w:type="dxa"/>
+            <w:shd w:val="clear" w:color="auto" w:fill="E8EDF6"/>
+          </w:tcPr>
+          <w:p>
+            <w:pPr>
+              <w:keepNext/>
+            </w:pPr>
+            <w:r>
+              <w:rPr>
+                <w:b/>
+                <w:sz w:val="18"/>
+              </w:rPr>
+              <w:t>Режим</w:t>
+            </w:r>
+          </w:p>
+        </w:tc>
+        <w:tc>
+          <w:tcPr>
+            <w:tcW w:w="3213" w:type="dxa"/>
+            <w:shd w:val="clear" w:color="auto" w:fill="E8EDF6"/>
+          </w:tcPr>
+          <w:p>
+            <w:pPr>
+              <w:keepNext/>
+            </w:pPr>
+            <w:r>
+              <w:rPr>
+                <w:b/>
+                <w:sz w:val="18"/>
+              </w:rPr>
+              <w:t>Как включить</w:t>
+            </w:r>
+          </w:p>
+        </w:tc>
+        <w:tc>
+          <w:tcPr>
+            <w:tcW w:w="3213" w:type="dxa"/>
+            <w:shd w:val="clear" w:color="auto" w:fill="E8EDF6"/>
+          </w:tcPr>
+          <w:p>
+            <w:pPr>
+              <w:keepNext/>
+            </w:pPr>
+            <w:r>
+              <w:rPr>
+                <w:b/>
+                <w:sz w:val="18"/>
+              </w:rPr>
+              <w:t>Для чего</w:t>
+            </w:r>
+          </w:p>
+        </w:tc>
+      </w:tr>
+      <w:tr>
+        <w:trPr>
+          <w:jc w:val="center"/>
+        </w:trPr>
+        <w:tc>
+          <w:tcPr>
+            <w:tcW w:w="3213" w:type="dxa"/>
+          </w:tcPr>
+          <w:p>
+            <w:r>
+              <w:rPr>
+                <w:sz w:val="18"/>
+              </w:rPr>
+              <w:t xml:space="preserve">Карта </w:t>
+            </w:r>
+            <w:r>
+              <w:rPr>
+                <w:sz w:val="18"/>
+              </w:rPr>
+              <w:t>«Обстановка»</w:t>
+            </w:r>
+          </w:p>
+        </w:tc>
+        <w:tc>
+          <w:tcPr>
+            <w:tcW w:w="3213" w:type="dxa"/>
+          </w:tcPr>
+          <w:p>
+            <w:r>
+              <w:rPr>
+                <w:sz w:val="18"/>
+              </w:rPr>
+              <w:t>«Мониторинг», по умолчанию</w:t>
+            </w:r>
+          </w:p>
+        </w:tc>
+        <w:tc>
+          <w:tcPr>
+            <w:tcW w:w="3213" w:type="dxa"/>
+          </w:tcPr>
+          <w:p>
+            <w:r>
+              <w:rPr>
+                <w:sz w:val="18"/>
+              </w:rPr>
+              <w:t xml:space="preserve">цвет объекта — самая серьёзная </w:t>
+            </w:r>
+            <w:r>
+              <w:rPr>
+                <w:sz w:val="18"/>
+              </w:rPr>
+              <w:lastRenderedPageBreak/>
+              <w:t>открытая карточка</w:t>
+            </w:r>
+          </w:p>
+        </w:tc>
+      </w:tr>
+      <w:tr>
+        <w:trPr>
+          <w:jc w:val="center"/>
+        </w:trPr>
+        <w:tc>
+          <w:tcPr>
+            <w:tcW w:w="3213" w:type="dxa"/>
+          </w:tcPr>
+          <w:p>
+            <w:r>
+              <w:rPr>
+                <w:sz w:val="18"/>
+              </w:rPr>
+              <w:lastRenderedPageBreak/>
+              <w:t>Карта «Прогноз», «Датчики», «Данные», «Заявки»</w:t>
+            </w:r>
+          </w:p>
+        </w:tc>
+        <w:tc>
+          <w:tcPr>
+            <w:tcW w:w="3213" w:type="dxa"/>
+          </w:tcPr>
+          <w:p>
+            <w:r>
+              <w:rPr>
+                <w:sz w:val="18"/>
+              </w:rPr>
+              <w:t>кнопки над картой</w:t>
+            </w:r>
+          </w:p>
+        </w:tc>
+        <w:tc>
+          <w:tcPr>
+            <w:tcW w:w="3213" w:type="dxa"/>
+          </w:tcPr>
+          <w:p>
+            <w:r>
+              <w:rPr>
+                <w:sz w:val="18"/>
+              </w:rPr>
+              <w:t>риск по прогнозу, датчики не в норме, качество данных, открытые заявки</w:t>
+            </w:r>
+          </w:p>
+        </w:tc>
+      </w:tr>
+      <w:tr>
+        <w:trPr>
+          <w:jc w:val="center"/>
+        </w:trPr>
+        <w:tc>
+          <w:tcPr>
+            <w:tcW w:w="3213" w:type="dxa"/>
+          </w:tcPr>
+          <w:p>
+            <w:r>
+              <w:rPr>
+                <w:sz w:val="18"/>
+              </w:rPr>
+              <w:t>Спутник и этажи</w:t>
+            </w:r>
+          </w:p>
+        </w:tc>
+        <w:tc>
+          <w:tcPr>
+            <w:tcW w:w="3213" w:type="dxa"/>
+          </w:tcPr>
+          <w:p>
+            <w:r>
+              <w:rPr>
+                <w:sz w:val="18"/>
+              </w:rPr>
+              <w:t xml:space="preserve">кнопка со </w:t>
+            </w:r>
+            <w:r>
+              <w:rPr>
+                <w:sz w:val="18"/>
+              </w:rPr>
+              <w:t>спутником; переключатель этажей справа</w:t>
+            </w:r>
+          </w:p>
+        </w:tc>
+        <w:tc>
+          <w:tcPr>
+            <w:tcW w:w="3213" w:type="dxa"/>
+          </w:tcPr>
+          <w:p>
+            <w:r>
+              <w:rPr>
+                <w:sz w:val="18"/>
+              </w:rPr>
+              <w:t>снимок местности, план этажа с датчиками этажа, прозрачность плана ползунком</w:t>
+            </w:r>
+          </w:p>
+        </w:tc>
+      </w:tr>
+      <w:tr>
+        <w:trPr>
+          <w:jc w:val="center"/>
+        </w:trPr>
+        <w:tc>
+          <w:tcPr>
+            <w:tcW w:w="3213" w:type="dxa"/>
+          </w:tcPr>
+          <w:p>
+            <w:r>
+              <w:rPr>
+                <w:sz w:val="18"/>
+              </w:rPr>
+              <w:t>Схема по пикетам</w:t>
+            </w:r>
+          </w:p>
+        </w:tc>
+        <w:tc>
+          <w:tcPr>
+            <w:tcW w:w="3213" w:type="dxa"/>
+          </w:tcPr>
+          <w:p>
+            <w:r>
+              <w:rPr>
+                <w:sz w:val="18"/>
+              </w:rPr>
+              <w:t>«Схема объектов», блок на рабочем месте</w:t>
+            </w:r>
+          </w:p>
+        </w:tc>
+        <w:tc>
+          <w:tcPr>
+            <w:tcW w:w="3213" w:type="dxa"/>
+          </w:tcPr>
+          <w:p>
+            <w:r>
+              <w:rPr>
+                <w:sz w:val="18"/>
+              </w:rPr>
+              <w:t>трасса коллектора: где сработали датчики</w:t>
+            </w:r>
+          </w:p>
+        </w:tc>
+      </w:tr>
+      <w:tr>
+        <w:trPr>
+          <w:jc w:val="center"/>
+        </w:trPr>
+        <w:tc>
+          <w:tcPr>
+            <w:tcW w:w="3213" w:type="dxa"/>
+          </w:tcPr>
+          <w:p>
+            <w:r>
+              <w:rPr>
+                <w:sz w:val="18"/>
+              </w:rPr>
+              <w:t>История</w:t>
+            </w:r>
+          </w:p>
+        </w:tc>
+        <w:tc>
+          <w:tcPr>
+            <w:tcW w:w="3213" w:type="dxa"/>
+          </w:tcPr>
+          <w:p>
+            <w:r>
+              <w:rPr>
+                <w:sz w:val="18"/>
+              </w:rPr>
+              <w:t>«История»</w:t>
+            </w:r>
+          </w:p>
+        </w:tc>
+        <w:tc>
+          <w:tcPr>
+            <w:tcW w:w="3213" w:type="dxa"/>
+          </w:tcPr>
+          <w:p>
+            <w:r>
+              <w:rPr>
+                <w:sz w:val="18"/>
+              </w:rPr>
+              <w:t>показания канала или о</w:t>
+            </w:r>
+            <w:r>
+              <w:rPr>
+                <w:sz w:val="18"/>
+              </w:rPr>
+              <w:t>бъекта за любой период с 2019 года</w:t>
+            </w:r>
+          </w:p>
+        </w:tc>
+      </w:tr>
+      <w:tr>
+        <w:trPr>
+          <w:jc w:val="center"/>
+        </w:trPr>
+        <w:tc>
+          <w:tcPr>
+            <w:tcW w:w="3213" w:type="dxa"/>
+          </w:tcPr>
+          <w:p>
+            <w:r>
+              <w:rPr>
+                <w:sz w:val="18"/>
+              </w:rPr>
+              <w:t>Разбор эпизода</w:t>
+            </w:r>
+          </w:p>
+        </w:tc>
+        <w:tc>
+          <w:tcPr>
+            <w:tcW w:w="3213" w:type="dxa"/>
+          </w:tcPr>
+          <w:p>
+            <w:r>
+              <w:rPr>
+                <w:sz w:val="18"/>
+              </w:rPr>
+              <w:t>«Разбор эпизода»</w:t>
+            </w:r>
+          </w:p>
+        </w:tc>
+        <w:tc>
+          <w:tcPr>
+            <w:tcW w:w="3213" w:type="dxa"/>
+          </w:tcPr>
+          <w:p>
+            <w:r>
+              <w:rPr>
+                <w:sz w:val="18"/>
+              </w:rPr>
+              <w:t>воспроизвести прошлый эпизод по шагам</w:t>
+            </w:r>
+          </w:p>
+        </w:tc>
+      </w:tr>
+      <w:tr>
+        <w:trPr>
+          <w:jc w:val="center"/>
+        </w:trPr>
+        <w:tc>
+          <w:tcPr>
+            <w:tcW w:w="3213" w:type="dxa"/>
+          </w:tcPr>
+          <w:p>
+            <w:r>
+              <w:rPr>
+                <w:sz w:val="18"/>
+              </w:rPr>
+              <w:t>Учебный контур</w:t>
+            </w:r>
+          </w:p>
+        </w:tc>
+        <w:tc>
+          <w:tcPr>
+            <w:tcW w:w="3213" w:type="dxa"/>
+          </w:tcPr>
+          <w:p>
+            <w:r>
+              <w:rPr>
+                <w:sz w:val="18"/>
+              </w:rPr>
+              <w:t>переключатель в шапке</w:t>
+            </w:r>
+          </w:p>
+        </w:tc>
+        <w:tc>
+          <w:tcPr>
+            <w:tcW w:w="3213" w:type="dxa"/>
+          </w:tcPr>
+          <w:p>
+            <w:r>
+              <w:rPr>
+                <w:sz w:val="18"/>
+              </w:rPr>
+              <w:t>полигон Мю, Кси, Тау: учебные задания и учения, на работу района не влияет</w:t>
+            </w:r>
+          </w:p>
+        </w:tc>
+      </w:tr>
+      <w:tr>
+        <w:trPr>
+          <w:jc w:val="center"/>
+        </w:trPr>
+        <w:tc>
+          <w:tcPr>
+            <w:tcW w:w="3213" w:type="dxa"/>
+          </w:tcPr>
+          <w:p>
+            <w:r>
+              <w:rPr>
+                <w:sz w:val="18"/>
+              </w:rPr>
+              <w:t>Учебные задания</w:t>
+            </w:r>
+          </w:p>
+        </w:tc>
+        <w:tc>
+          <w:tcPr>
+            <w:tcW w:w="3213" w:type="dxa"/>
+          </w:tcPr>
+          <w:p>
+            <w:r>
+              <w:rPr>
+                <w:sz w:val="18"/>
+              </w:rPr>
+              <w:t>«Учебные задания»</w:t>
+            </w:r>
+          </w:p>
+        </w:tc>
+        <w:tc>
+          <w:tcPr>
+            <w:tcW w:w="3213" w:type="dxa"/>
+          </w:tcPr>
+          <w:p>
+            <w:r>
+              <w:rPr>
+                <w:sz w:val="18"/>
+              </w:rPr>
+              <w:t>«П</w:t>
+            </w:r>
+            <w:r>
+              <w:rPr>
+                <w:sz w:val="18"/>
+              </w:rPr>
+              <w:t>ожар: от сигнала до решения», «Неисправный датчик — не событие», «Проникновение на объект под охраной»</w:t>
+            </w:r>
+          </w:p>
+        </w:tc>
+      </w:tr>
+      <w:tr>
+        <w:trPr>
+          <w:jc w:val="center"/>
+        </w:trPr>
+        <w:tc>
+          <w:tcPr>
+            <w:tcW w:w="3213" w:type="dxa"/>
+          </w:tcPr>
+          <w:p>
+            <w:r>
+              <w:rPr>
+                <w:sz w:val="18"/>
+              </w:rPr>
+              <w:t>Телефон</w:t>
+            </w:r>
+          </w:p>
+        </w:tc>
+        <w:tc>
+          <w:tcPr>
+            <w:tcW w:w="3213" w:type="dxa"/>
+          </w:tcPr>
+          <w:p>
+            <w:r>
+              <w:rPr>
+                <w:sz w:val="18"/>
+              </w:rPr>
+              <w:t>адрес в браузере → «Добавить на главный экран»</w:t>
+            </w:r>
+          </w:p>
+        </w:tc>
+        <w:tc>
+          <w:tcPr>
+            <w:tcW w:w="3213" w:type="dxa"/>
+          </w:tcPr>
+          <w:p>
+            <w:r>
+              <w:rPr>
+                <w:sz w:val="18"/>
+              </w:rPr>
+              <w:t>то же, что на компьютере; меню — кнопка ☰</w:t>
+            </w:r>
+          </w:p>
+        </w:tc>
+      </w:tr>
+    </w:tbl>
+    <w:p/>
+    <w:p>
+      <w:pPr>
+        <w:pStyle w:val="21"/>
+      </w:pPr>
+      <w:bookmarkStart w:id="8" w:name="_Toc241594711"/>
+      <w:r>
+        <w:t>8. Чего роль не делает</w:t>
+      </w:r>
+      <w:bookmarkEnd w:id="8"/>
+    </w:p>
+    <w:p>
+      <w:r>
+        <w:t xml:space="preserve">Не видит чужие зоны </w:t>
+      </w:r>
+      <w:r>
+        <w:t>(кроме командирования руководителем), не утверждает заявки, не перехватывает карточки коллег, не меняет модели и профили.</w:t>
+      </w:r>
+    </w:p>
+    <w:p>
+      <w:pPr>
+        <w:pStyle w:val="21"/>
+      </w:pPr>
+      <w:bookmarkStart w:id="9" w:name="_Toc241594712"/>
+      <w:r>
+        <w:t>9. Вопросы</w:t>
+      </w:r>
+      <w:bookmarkEnd w:id="9"/>
     </w:p>
     <w:p>
       <w:pPr>
@@ -1550,7 +2321,10 @@
         <w:t>Меня командировали в другую зону.</w:t>
       </w:r>
       <w:r>
-        <w:t xml:space="preserve"> До конца срока вы видите карточки этой зоны и получаете её уведомления; своя зона остаётся.</w:t>
+        <w:t xml:space="preserve"> До конца срока вы видите карточки этой зоны и получаете её уведомления; своя зона остаётс</w:t>
+      </w:r>
+      <w:r>
+        <w:t>я.</w:t>
       </w:r>
     </w:p>
     <w:p>
@@ -1561,13 +2335,7 @@
         <w:rPr>
           <w:b/>
         </w:rPr>
-        <w:t xml:space="preserve">Карточка каскада на весь </w:t>
-      </w:r>
-      <w:r>
-        <w:rPr>
-          <w:b/>
-        </w:rPr>
-        <w:t>объект.</w:t>
+        <w:t>Карточка каскада на весь объект.</w:t>
       </w:r>
       <w:r>
         <w:t xml:space="preserve"> Это одна карточка: решайте причину (питание, связь), а не каждый датчик.</w:t>
@@ -1871,6 +2639,12 @@
     </w:lvlOverride>
   </w:num>
   <w:num w:numId="11">
+    <w:abstractNumId w:val="7"/>
+    <w:lvlOverride w:ilvl="0">
+      <w:startOverride w:val="1"/>
+    </w:lvlOverride>
+  </w:num>
+  <w:num w:numId="12">
     <w:abstractNumId w:val="7"/>
     <w:lvlOverride w:ilvl="0">
       <w:startOverride w:val="1"/>
@@ -13269,7 +14043,7 @@
     <w:autoRedefine/>
     <w:uiPriority w:val="39"/>
     <w:unhideWhenUsed/>
-    <w:rsid w:val="00520D73"/>
+    <w:rsid w:val="002E593C"/>
     <w:pPr>
       <w:spacing w:after="100"/>
     </w:pPr>
@@ -13281,7 +14055,7 @@
     <w:autoRedefine/>
     <w:uiPriority w:val="39"/>
     <w:unhideWhenUsed/>
-    <w:rsid w:val="00520D73"/>
+    <w:rsid w:val="002E593C"/>
     <w:pPr>
       <w:spacing w:after="100"/>
       <w:ind w:left="220"/>
@@ -13292,7 +14066,7 @@
     <w:basedOn w:val="a2"/>
     <w:uiPriority w:val="99"/>
     <w:unhideWhenUsed/>
-    <w:rsid w:val="00520D73"/>
+    <w:rsid w:val="002E593C"/>
     <w:rPr>
       <w:color w:val="0000FF" w:themeColor="hyperlink"/>
       <w:u w:val="single"/>
